--- a/projects/003_WalkthroughLab-CompleteSyllabus-Python.docx
+++ b/projects/003_WalkthroughLab-CompleteSyllabus-Python.docx
@@ -4278,117 +4278,6 @@
                 <w:szCs w:val="18"/>
               </w:rPr>
               <w:t>/prompts</w:t>
-            </w:r>
-          </w:p>
-        </w:tc>
-      </w:tr>
-    </w:tbl>
-    <w:p>
-      <w:pPr>
-        <w:spacing w:before="40" w:after="20"/>
-      </w:pPr>
-    </w:p>
-    <w:tbl>
-      <w:tblPr>
-        <w:tblW w:w="9360" w:type="dxa"/>
-        <w:tblBorders>
-          <w:top w:val="single" w:sz="2" w:space="0" w:color="2DA44E"/>
-          <w:left w:val="single" w:sz="6" w:space="0" w:color="2DA44E"/>
-          <w:bottom w:val="single" w:sz="2" w:space="0" w:color="2DA44E"/>
-          <w:right w:val="single" w:sz="2" w:space="0" w:color="2DA44E"/>
-          <w:insideH w:val="single" w:sz="4" w:space="0" w:color="auto"/>
-          <w:insideV w:val="single" w:sz="4" w:space="0" w:color="auto"/>
-        </w:tblBorders>
-        <w:tblCellMar>
-          <w:left w:w="10" w:type="dxa"/>
-          <w:right w:w="10" w:type="dxa"/>
-        </w:tblCellMar>
-        <w:tblLook w:val="04A0" w:firstRow="1" w:lastRow="0" w:firstColumn="1" w:lastColumn="0" w:noHBand="0" w:noVBand="1"/>
-      </w:tblPr>
-      <w:tblGrid>
-        <w:gridCol w:w="9360"/>
-      </w:tblGrid>
-      <w:tr>
-        <w:tc>
-          <w:tcPr>
-            <w:tcW w:w="9360" w:type="dxa"/>
-            <w:shd w:val="clear" w:color="auto" w:fill="F0FFF4"/>
-          </w:tcPr>
-          <w:p>
-            <w:pPr>
-              <w:spacing w:before="80" w:after="40"/>
-            </w:pPr>
-            <w:r>
-              <w:rPr>
-                <w:b/>
-                <w:bCs/>
-                <w:color w:val="1A7F37"/>
-              </w:rPr>
-              <w:t>Step 17: Invoke the Prompt File as a Slash Command</w:t>
-            </w:r>
-          </w:p>
-          <w:p>
-            <w:pPr>
-              <w:spacing w:after="60"/>
-            </w:pPr>
-            <w:r>
-              <w:t>Open the Chat Panel.</w:t>
-            </w:r>
-          </w:p>
-          <w:p>
-            <w:pPr>
-              <w:spacing w:after="60"/>
-            </w:pPr>
-            <w:r>
-              <w:t>Type: /review-pr</w:t>
-            </w:r>
-          </w:p>
-          <w:p>
-            <w:pPr>
-              <w:spacing w:after="60"/>
-            </w:pPr>
-            <w:r>
-              <w:t xml:space="preserve">Copilot will prompt you for the two inputs: </w:t>
-            </w:r>
-            <w:proofErr w:type="spellStart"/>
-            <w:r>
-              <w:t>prFile</w:t>
-            </w:r>
-            <w:proofErr w:type="spellEnd"/>
-            <w:r>
-              <w:t xml:space="preserve"> and </w:t>
-            </w:r>
-            <w:proofErr w:type="spellStart"/>
-            <w:r>
-              <w:t>ticketId</w:t>
-            </w:r>
-            <w:proofErr w:type="spellEnd"/>
-            <w:r>
-              <w:t>.</w:t>
-            </w:r>
-          </w:p>
-          <w:p>
-            <w:pPr>
-              <w:spacing w:after="60"/>
-            </w:pPr>
-            <w:r>
-              <w:t>Provide a .</w:t>
-            </w:r>
-            <w:proofErr w:type="spellStart"/>
-            <w:r>
-              <w:t>py</w:t>
-            </w:r>
-            <w:proofErr w:type="spellEnd"/>
-            <w:r>
-              <w:t xml:space="preserve"> file path from your repo and a fake ticket number (e.g. JIRA-42).</w:t>
-            </w:r>
-          </w:p>
-          <w:p>
-            <w:pPr>
-              <w:spacing w:after="60"/>
-            </w:pPr>
-            <w:r>
-              <w:t>Review the structured output.</w:t>
             </w:r>
           </w:p>
         </w:tc>
